--- a/downloads/student/Unit 02/Handout 02.07 - Needs vs Wants Cards and 100 Dollar Sheet.docx
+++ b/downloads/student/Unit 02/Handout 02.07 - Needs vs Wants Cards and 100 Dollar Sheet.docx
@@ -27,7 +27,7 @@
         <w:pStyle w:val="FirstParagraph"/>
       </w:pPr>
       <w:r>
-        <w:t xml:space="preserve">Cut on the lines. One set is 30 cards. Cards marked with a star (*) are the ten to remove for the grade 6 set of 20. Each card has the item, a picture cue in words, and a price so the sort and the $100 task use the same numbers. Prices are Long Island prices for 2026 and are marked.</w:t>
+        <w:t xml:space="preserve">Cut on the lines. One set is 30 cards. Cards marked with a star (*) are the ten to remove for the grade 6 set of 20. Each card has the item, a picture cue in words, and a price so the sort and the $100 task use the same numbers. Prices are Long Island prices for 2026 and are to be refreshed before teaching.</w:t>
       </w:r>
     </w:p>
     <w:tbl>
